--- a/klagomål/A 60116-2025 FSC-klagomål.docx
+++ b/klagomål/A 60116-2025 FSC-klagomål.docx
@@ -1092,7 +1092,7 @@
     <w:r>
       <w:tab/>
       <w:tab/>
-      <w:t>2025-12-09</w:t>
+      <w:t>2025-12-10</w:t>
       <w:br/>
       <w:br/>
     </w:r>

--- a/klagomål/A 60116-2025 FSC-klagomål.docx
+++ b/klagomål/A 60116-2025 FSC-klagomål.docx
@@ -1092,7 +1092,7 @@
     <w:r>
       <w:tab/>
       <w:tab/>
-      <w:t>2025-12-10</w:t>
+      <w:t>2025-12-11</w:t>
       <w:br/>
       <w:br/>
     </w:r>

--- a/klagomål/A 60116-2025 FSC-klagomål.docx
+++ b/klagomål/A 60116-2025 FSC-klagomål.docx
@@ -1092,7 +1092,7 @@
     <w:r>
       <w:tab/>
       <w:tab/>
-      <w:t>2025-12-11</w:t>
+      <w:t>2025-12-12</w:t>
       <w:br/>
       <w:br/>
     </w:r>

--- a/klagomål/A 60116-2025 FSC-klagomål.docx
+++ b/klagomål/A 60116-2025 FSC-klagomål.docx
@@ -1092,7 +1092,7 @@
     <w:r>
       <w:tab/>
       <w:tab/>
-      <w:t>2025-12-12</w:t>
+      <w:t>2025-12-13</w:t>
       <w:br/>
       <w:br/>
     </w:r>

--- a/klagomål/A 60116-2025 FSC-klagomål.docx
+++ b/klagomål/A 60116-2025 FSC-klagomål.docx
@@ -1092,7 +1092,7 @@
     <w:r>
       <w:tab/>
       <w:tab/>
-      <w:t>2025-12-19</w:t>
+      <w:t>2025-12-20</w:t>
       <w:br/>
       <w:br/>
     </w:r>

--- a/klagomål/A 60116-2025 FSC-klagomål.docx
+++ b/klagomål/A 60116-2025 FSC-klagomål.docx
@@ -1092,7 +1092,7 @@
     <w:r>
       <w:tab/>
       <w:tab/>
-      <w:t>2025-12-20</w:t>
+      <w:t>2025-12-21</w:t>
       <w:br/>
       <w:br/>
     </w:r>

--- a/klagomål/A 60116-2025 FSC-klagomål.docx
+++ b/klagomål/A 60116-2025 FSC-klagomål.docx
@@ -1092,7 +1092,7 @@
     <w:r>
       <w:tab/>
       <w:tab/>
-      <w:t>2025-12-21</w:t>
+      <w:t>2025-12-22</w:t>
       <w:br/>
       <w:br/>
     </w:r>

--- a/klagomål/A 60116-2025 FSC-klagomål.docx
+++ b/klagomål/A 60116-2025 FSC-klagomål.docx
@@ -1092,7 +1092,7 @@
     <w:r>
       <w:tab/>
       <w:tab/>
-      <w:t>2025-12-22</w:t>
+      <w:t>2025-12-26</w:t>
       <w:br/>
       <w:br/>
     </w:r>

--- a/klagomål/A 60116-2025 FSC-klagomål.docx
+++ b/klagomål/A 60116-2025 FSC-klagomål.docx
@@ -1092,7 +1092,7 @@
     <w:r>
       <w:tab/>
       <w:tab/>
-      <w:t>2026-01-07</w:t>
+      <w:t>2026-01-08</w:t>
       <w:br/>
       <w:br/>
     </w:r>

--- a/klagomål/A 60116-2025 FSC-klagomål.docx
+++ b/klagomål/A 60116-2025 FSC-klagomål.docx
@@ -1092,7 +1092,7 @@
     <w:r>
       <w:tab/>
       <w:tab/>
-      <w:t>2026-01-08</w:t>
+      <w:t>2026-01-09</w:t>
       <w:br/>
       <w:br/>
     </w:r>

--- a/klagomål/A 60116-2025 FSC-klagomål.docx
+++ b/klagomål/A 60116-2025 FSC-klagomål.docx
@@ -1092,7 +1092,7 @@
     <w:r>
       <w:tab/>
       <w:tab/>
-      <w:t>2026-01-09</w:t>
+      <w:t>2026-01-10</w:t>
       <w:br/>
       <w:br/>
     </w:r>

--- a/klagomål/A 60116-2025 FSC-klagomål.docx
+++ b/klagomål/A 60116-2025 FSC-klagomål.docx
@@ -1092,7 +1092,7 @@
     <w:r>
       <w:tab/>
       <w:tab/>
-      <w:t>2026-01-10</w:t>
+      <w:t>2026-01-11</w:t>
       <w:br/>
       <w:br/>
     </w:r>

--- a/klagomål/A 60116-2025 FSC-klagomål.docx
+++ b/klagomål/A 60116-2025 FSC-klagomål.docx
@@ -1092,7 +1092,7 @@
     <w:r>
       <w:tab/>
       <w:tab/>
-      <w:t>2026-01-11</w:t>
+      <w:t>2026-01-12</w:t>
       <w:br/>
       <w:br/>
     </w:r>

--- a/klagomål/A 60116-2025 FSC-klagomål.docx
+++ b/klagomål/A 60116-2025 FSC-klagomål.docx
@@ -1092,7 +1092,7 @@
     <w:r>
       <w:tab/>
       <w:tab/>
-      <w:t>2026-01-12</w:t>
+      <w:t>2026-01-13</w:t>
       <w:br/>
       <w:br/>
     </w:r>

--- a/klagomål/A 60116-2025 FSC-klagomål.docx
+++ b/klagomål/A 60116-2025 FSC-klagomål.docx
@@ -1092,7 +1092,7 @@
     <w:r>
       <w:tab/>
       <w:tab/>
-      <w:t>2026-01-13</w:t>
+      <w:t>2026-01-14</w:t>
       <w:br/>
       <w:br/>
     </w:r>

--- a/klagomål/A 60116-2025 FSC-klagomål.docx
+++ b/klagomål/A 60116-2025 FSC-klagomål.docx
@@ -1092,7 +1092,7 @@
     <w:r>
       <w:tab/>
       <w:tab/>
-      <w:t>2026-01-14</w:t>
+      <w:t>2026-01-15</w:t>
       <w:br/>
       <w:br/>
     </w:r>

--- a/klagomål/A 60116-2025 FSC-klagomål.docx
+++ b/klagomål/A 60116-2025 FSC-klagomål.docx
@@ -1092,7 +1092,7 @@
     <w:r>
       <w:tab/>
       <w:tab/>
-      <w:t>2026-01-15</w:t>
+      <w:t>2026-01-16</w:t>
       <w:br/>
       <w:br/>
     </w:r>

--- a/klagomål/A 60116-2025 FSC-klagomål.docx
+++ b/klagomål/A 60116-2025 FSC-klagomål.docx
@@ -1092,7 +1092,7 @@
     <w:r>
       <w:tab/>
       <w:tab/>
-      <w:t>2026-01-16</w:t>
+      <w:t>2026-01-17</w:t>
       <w:br/>
       <w:br/>
     </w:r>

--- a/klagomål/A 60116-2025 FSC-klagomål.docx
+++ b/klagomål/A 60116-2025 FSC-klagomål.docx
@@ -1092,7 +1092,7 @@
     <w:r>
       <w:tab/>
       <w:tab/>
-      <w:t>2026-01-17</w:t>
+      <w:t>2026-01-18</w:t>
       <w:br/>
       <w:br/>
     </w:r>

--- a/klagomål/A 60116-2025 FSC-klagomål.docx
+++ b/klagomål/A 60116-2025 FSC-klagomål.docx
@@ -1092,7 +1092,7 @@
     <w:r>
       <w:tab/>
       <w:tab/>
-      <w:t>2026-01-18</w:t>
+      <w:t>2026-01-19</w:t>
       <w:br/>
       <w:br/>
     </w:r>

--- a/klagomål/A 60116-2025 FSC-klagomål.docx
+++ b/klagomål/A 60116-2025 FSC-klagomål.docx
@@ -1092,7 +1092,7 @@
     <w:r>
       <w:tab/>
       <w:tab/>
-      <w:t>2026-01-19</w:t>
+      <w:t>2026-01-20</w:t>
       <w:br/>
       <w:br/>
     </w:r>

--- a/klagomål/A 60116-2025 FSC-klagomål.docx
+++ b/klagomål/A 60116-2025 FSC-klagomål.docx
@@ -1092,7 +1092,7 @@
     <w:r>
       <w:tab/>
       <w:tab/>
-      <w:t>2026-01-20</w:t>
+      <w:t>2026-01-21</w:t>
       <w:br/>
       <w:br/>
     </w:r>

--- a/klagomål/A 60116-2025 FSC-klagomål.docx
+++ b/klagomål/A 60116-2025 FSC-klagomål.docx
@@ -1092,7 +1092,7 @@
     <w:r>
       <w:tab/>
       <w:tab/>
-      <w:t>2026-01-21</w:t>
+      <w:t>2026-01-23</w:t>
       <w:br/>
       <w:br/>
     </w:r>

--- a/klagomål/A 60116-2025 FSC-klagomål.docx
+++ b/klagomål/A 60116-2025 FSC-klagomål.docx
@@ -1092,7 +1092,7 @@
     <w:r>
       <w:tab/>
       <w:tab/>
-      <w:t>2026-01-23</w:t>
+      <w:t>2026-01-24</w:t>
       <w:br/>
       <w:br/>
     </w:r>

--- a/klagomål/A 60116-2025 FSC-klagomål.docx
+++ b/klagomål/A 60116-2025 FSC-klagomål.docx
@@ -1092,7 +1092,7 @@
     <w:r>
       <w:tab/>
       <w:tab/>
-      <w:t>2026-01-24</w:t>
+      <w:t>2026-01-25</w:t>
       <w:br/>
       <w:br/>
     </w:r>

--- a/klagomål/A 60116-2025 FSC-klagomål.docx
+++ b/klagomål/A 60116-2025 FSC-klagomål.docx
@@ -1092,7 +1092,7 @@
     <w:r>
       <w:tab/>
       <w:tab/>
-      <w:t>2026-01-25</w:t>
+      <w:t>2026-01-26</w:t>
       <w:br/>
       <w:br/>
     </w:r>

--- a/klagomål/A 60116-2025 FSC-klagomål.docx
+++ b/klagomål/A 60116-2025 FSC-klagomål.docx
@@ -1092,7 +1092,7 @@
     <w:r>
       <w:tab/>
       <w:tab/>
-      <w:t>2026-01-26</w:t>
+      <w:t>2026-01-27</w:t>
       <w:br/>
       <w:br/>
     </w:r>

--- a/klagomål/A 60116-2025 FSC-klagomål.docx
+++ b/klagomål/A 60116-2025 FSC-klagomål.docx
@@ -1092,7 +1092,7 @@
     <w:r>
       <w:tab/>
       <w:tab/>
-      <w:t>2026-01-27</w:t>
+      <w:t>2026-01-28</w:t>
       <w:br/>
       <w:br/>
     </w:r>

--- a/klagomål/A 60116-2025 FSC-klagomål.docx
+++ b/klagomål/A 60116-2025 FSC-klagomål.docx
@@ -112,7 +112,7 @@
         <w:pStyle w:val="ListBullet"/>
       </w:pPr>
       <w:r>
-        <w:t>Om ett ombud (tex Norra skog eller Mellanskog) avverkningsanmäler en skog med naturvärden motsvarande nyckelbiotops kvalité men markägaren inte är FSC certifierad, bör du skicka in ett FSC kontrollerat virke klagomål. Då ska klagomålet skickas till ombudsföretaget.</w:t>
+        <w:t>Om ett ombud (tex Norra skog eller Mellanskog) avverkningsanmäler en skog med naturvärden motsvarande nyckelbiotops kvalitet men markägaren inte är FSC certifierad, bör du skicka in ett FSC kontrollerat virke klagomål. Då ska klagomålet skickas till ombudsföretaget.</w:t>
       </w:r>
     </w:p>
     <w:p>
@@ -254,7 +254,63 @@
         <w:t>Garnlav (NT)</w:t>
       </w:r>
       <w:r>
-        <w:t xml:space="preserve"> är en utpräglad barrskogsart som ibland kan drapera träden i norrländska grannaturskogar med hög luftfuktighet. Den förekommer även i talldominerade bestånd där den, förutom i trädens grenverk, påträffas hängande över ojämnheter i tallbarken. Arten har minskat starkt i södra och mellersta Sverige och den minskar även i sitt nordliga utbredningsområde. Orsaken till tillbakagången beror främst på slutavverkningar av naturskogsartade skogar. Bestånd med riklig förekomst bör regelmässigt sparas. Garnlav är värdväxt för den mycket sällsynta och akut hotade fjärilen barrskogslavfly (CR) som hör hemma i boreala barrskogar med riklig förekomst av värdväxten. Tidigare kunde arten konstateras årligen på flera platser vid Dala-Floda i Dalarna innan lokalerna kalavverkades. Senaste fyndet i landet av barrskogslavfly är från år 2000 då den påträffades vid Högberget i Sollefteå kommun (SLU Artdatabanken, 2024).</w:t>
+        <w:t xml:space="preserve"> är en utpräglad barrskogsart som ibland kan drapera träden i norrländska grannaturskogar med hög luftfuktighet. Den förekommer även i talldominerade bestånd där den, förutom i trädens grenverk, påträffas hängande över ojämnheter i tallbarken. Arten har minskat starkt i södra och mellersta Sverige och den minskar även i sitt nordliga utbredningsområde. Orsaken till tillbakagången beror främst på slutavverkningar av naturskogsartade skogar. Bestånd med riklig förekomst bör regelmässigt sparas. Garnlav är värdväxt för den mycket sällsynta och akut hotade fjärilen barrskogslavfly (CR) som hör hemma i boreala barrskogar med riklig förekomst av värdväxten. Tidigare kunde arten konstateras årligen på flera platser vid Dala-Floda i Dalarna innan lokalerna kalavverkades. Senaste fyndet i landet av barrskogslavfly är från år 2000 då den påträffades vid Högberget i Sollefteå kommun. Garnlav är typisk art för </w:t>
+      </w:r>
+      <w:r>
+        <w:rPr>
+          <w:i/>
+        </w:rPr>
+        <w:t xml:space="preserve">9010 Taiga </w:t>
+      </w:r>
+      <w:r>
+        <w:t>och</w:t>
+      </w:r>
+      <w:r>
+        <w:rPr>
+          <w:i/>
+        </w:rPr>
+        <w:t xml:space="preserve"> 9070 Trädklädd betesmark </w:t>
+      </w:r>
+      <w:r>
+        <w:t xml:space="preserve"> (SLU Artdatabanken, 2024).</w:t>
+      </w:r>
+    </w:p>
+    <w:p>
+      <w:r>
+        <w:rPr>
+          <w:b/>
+        </w:rPr>
+        <w:t>Luddlav</w:t>
+      </w:r>
+      <w:r>
+        <w:t xml:space="preserve"> signalerar lång skoglig kontinuitet med ett stabilt lokal- och mikroklimat med hög och jämn fuktighet. Luddlav är typisk art för </w:t>
+      </w:r>
+      <w:r>
+        <w:rPr>
+          <w:i/>
+        </w:rPr>
+        <w:t>9010 Taiga,</w:t>
+      </w:r>
+      <w:r>
+        <w:t xml:space="preserve"> </w:t>
+      </w:r>
+      <w:r>
+        <w:rPr>
+          <w:i/>
+        </w:rPr>
+        <w:t xml:space="preserve">9020 Nordlig ädellövskog, 9070 Trädklädd betesmark, 9110 Näringsfattig bokskog, 9180 Ädellövskog i branter </w:t>
+      </w:r>
+      <w:r>
+        <w:t>och</w:t>
+      </w:r>
+      <w:r>
+        <w:rPr>
+          <w:i/>
+        </w:rPr>
+        <w:t xml:space="preserve"> 9190 Näringsfattig ekskog </w:t>
+      </w:r>
+      <w:r>
+        <w:t>(Nitare &amp; Skogsstyrelsen, 2019; SLU Artdatabanken, 2025).</w:t>
       </w:r>
     </w:p>
     <w:p>
@@ -265,7 +321,7 @@
         <w:t>Lunglav (NT)</w:t>
       </w:r>
       <w:r>
-        <w:t xml:space="preserve"> är en av vårt lands främsta signalarter som överallt indikerar gamla lövträd, skogsbestånd med höga naturvärden och ekosystem med lång skoglig kontinuitet. Lokalt kan förekomsten vara mycket riklig men den hittas nästan enbart i gamla och ej slutavverkade skogar. Artens samtliga förekomster bör uppmärksammas från naturvårdssynpunkt, då många lokaler även hyser andra ovanliga och rödlistade arter. Rikliga förekomster bör skyddas med biotopskydd, frivilliga avsättningar eller reservat. Det finns ett antal sällsynta lavparasiter som växer på lunglav: lunglavsknapp (VU), skrovelmössing (DD), lunglavshårprick (DD), </w:t>
+        <w:t xml:space="preserve"> är en av vårt lands främsta signalarter som överallt indikerar gamla lövträd, skogsbestånd med höga naturvärden och ekosystem med långskoglig kontinuitet. Lokalt kan förekomsten vara mycket riklig men den hittas nästan enbart i gamla och ej slutavverkade skogar. Artens samtliga förekomster bör uppmärksammas från naturvårdssynpunkt, då många lokaler även hyser andra ovanliga och rödlistade arter. Rikliga förekomster bör skyddas med biotopskydd, frivilliga avsättningar eller reservat. Det finns ett antal sällsynta lavparasiter som växer på lunglav: lunglavsknapp (VU), skrovelmössing (DD), lunglavshårprick (DD), </w:t>
       </w:r>
       <w:r>
         <w:rPr>
@@ -283,7 +339,25 @@
         <w:t>Chalara lobariae</w:t>
       </w:r>
       <w:r>
-        <w:t xml:space="preserve"> (NA) (SLU Artdatabanken, 2025; SLU Artdatabanken, 2024; Nitare &amp; Skogsstyrelsen, 2019).</w:t>
+        <w:t xml:space="preserve"> (NA). Lunglav är typisk art för </w:t>
+      </w:r>
+      <w:r>
+        <w:rPr>
+          <w:i/>
+        </w:rPr>
+        <w:t>9010 Taiga, 9020 Nordlig ädellövskog, 9110 Näringsfattig bokskog, 9130 Näringsrik bokskog, 9160 Näringsrik ekskog, 9180 Ädellövskog i branter, 9190 Näringsfattig ekskog, 9070 Trädklädd betesmark, 9040 Fjällbjörkskog</w:t>
+      </w:r>
+      <w:r>
+        <w:t xml:space="preserve"> och</w:t>
+      </w:r>
+      <w:r>
+        <w:rPr>
+          <w:i/>
+        </w:rPr>
+        <w:t xml:space="preserve"> 6530 Lövängar</w:t>
+      </w:r>
+      <w:r>
+        <w:t xml:space="preserve"> (SLU Artdatabanken, 2025; SLU Artdatabanken, 2024; Nitare &amp; Skogsstyrelsen, 2019).</w:t>
       </w:r>
     </w:p>
     <w:p>
@@ -294,7 +368,25 @@
         <w:t>Rosenticka (NT)</w:t>
       </w:r>
       <w:r>
-        <w:t>, rödlistad som nära hotad, ingår i en karaktäristisk association av vedsvampar som växer på gamla, grova granlågor i urskogsartade barrskogar. Den är placerad i toppen av Skogsstyrelsens värdepyramid för bedömning av skog med höga naturvärden och indikerar ett granskogsekosystem med långvarig kontinuitet av grova lågor. Artens beroende av grova granlågor innebär att alla skogsskötselåtgärder på eller i omedelbar närhet av lokalerna utgör ett hot på lång sikt. Det är angeläget att populationerna inte ytterligare glesas ut och ett tillräckligt antal områden där arten nu finns måste sparas för framtiden (Nitare &amp; Skogsstyrelsen, 2019; SLU Artdatabanken, 2024).</w:t>
+        <w:t xml:space="preserve">, rödlistad som nära hotad, ingår i en karaktäristisk association av vedsvampar som växer på gamla, grova granlågor i urskogsartade barrskogar. Den är placerad i toppen av Skogsstyrelsens värdepyramid för bedömning av skog med höga naturvärden och indikerar ett granskogsekosystem med långvarig kontinuitet av grova lågor. Artens beroende av grova granlågor innebär att alla skogsskötselåtgärder på eller i omedelbar närhet av lokalerna utgör ett hot på lång sikt. Det är angeläget att populationerna inte ytterligare glesas ut och ett tillräckligt antal områden där arten nu finns måste sparas för framtiden. Rosenticka är typisk art för </w:t>
+      </w:r>
+      <w:r>
+        <w:rPr>
+          <w:i/>
+        </w:rPr>
+        <w:t xml:space="preserve">9010 Taiga </w:t>
+      </w:r>
+      <w:r>
+        <w:t xml:space="preserve">och </w:t>
+      </w:r>
+      <w:r>
+        <w:rPr>
+          <w:i/>
+        </w:rPr>
+        <w:t>9050 Näringsrik granskog</w:t>
+      </w:r>
+      <w:r>
+        <w:t xml:space="preserve"> (Nitare &amp; Skogsstyrelsen, 2019; SLU Artdatabanken, 2024).</w:t>
       </w:r>
     </w:p>
     <w:p>
@@ -305,7 +397,25 @@
         <w:t>Rynkskinn (VU)</w:t>
       </w:r>
       <w:r>
-        <w:t>, rödlistad som sårbar, är en vednedbrytare som växer på grova granlågor och ingår i en karaktäristisk association av vedsvampar knutna till urskogsartade barrskogar. Den har klassificerats som en “urskogsindikator” och är placerad i toppen av Skogsstyrelsens värdepyramid för bedömning av skog med höga naturvärden. Allt tyder på att rynkskinn är mycket känslig för skogliga ingrepp (Nitare &amp; Skogsstyrelsen, 2019; SLU Artdatabanken, 2024).</w:t>
+        <w:t xml:space="preserve">, rödlistad som sårbar, är en vednedbrytare som växer på grova granlågor och ingår i en karaktäristisk association av vedsvampar knutna till urskogsartade barrskogar. Den har klassificerats som en “urskogsindikator” och är placerad i toppen av Skogsstyrelsens värdepyramid för bedömning av skog med höga naturvärden. Allt tyder på att rynkskinn är mycket känslig för skogliga ingrepp. Rynkskinn är typisk art för </w:t>
+      </w:r>
+      <w:r>
+        <w:rPr>
+          <w:i/>
+        </w:rPr>
+        <w:t xml:space="preserve">9010 Taiga, 9050 Näringsrik granskog </w:t>
+      </w:r>
+      <w:r>
+        <w:t>och</w:t>
+      </w:r>
+      <w:r>
+        <w:rPr>
+          <w:i/>
+        </w:rPr>
+        <w:t xml:space="preserve"> 9030 Landhöjningsskog</w:t>
+      </w:r>
+      <w:r>
+        <w:t xml:space="preserve"> (Nitare &amp; Skogsstyrelsen, 2019; SLU Artdatabanken, 2024).</w:t>
       </w:r>
     </w:p>
     <w:p>
@@ -316,7 +426,25 @@
         <w:t>Ullticka (NT)</w:t>
       </w:r>
       <w:r>
-        <w:t xml:space="preserve"> är knuten till restbestånd av barrnaturskog och förekommer med ett tydligt optimum i orörda eller måttligt påverkade gamla granskogar där det föreligger viss kontinuitet av grov död ved. Ullticka är en bra signalart inom hela sitt utbredningsområde och i södra Sverige är den sällsynt och en god signalart för skyddsvärda granskogsmiljöer. Den hotas av avverkning och fragmentering av naturskog och äldre granskog med lång trädkontinuitet. På ullticka kan ibland ulltickeporing (VU) påträffas - det är en sällsynt ticka som nyligen delats upp i tre olika arter: </w:t>
+        <w:t xml:space="preserve"> är knuten till restbestånd av barrnaturskog och förekommer med ett tydligt optimum i orörda eller måttligt påverkade gamla granskogar där det föreligger viss kontinuitet av grov död ved. Ullticka är en bra signalart inom hela sitt utbredningsområde och i södra Sverige är den sällsynt och en god signalart för skyddsvärda granskogsmiljöer. Den hotas av avverkning och fragmentering av naturskog och äldre granskog med lång trädkontinuitet. Ullticka är typisk art för </w:t>
+      </w:r>
+      <w:r>
+        <w:rPr>
+          <w:i/>
+        </w:rPr>
+        <w:t xml:space="preserve">9010 Taiga, 9050 Näringsrik granskog </w:t>
+      </w:r>
+      <w:r>
+        <w:t xml:space="preserve">och </w:t>
+      </w:r>
+      <w:r>
+        <w:rPr>
+          <w:i/>
+        </w:rPr>
+        <w:t>9030 Landhöjningsskog</w:t>
+      </w:r>
+      <w:r>
+        <w:t xml:space="preserve">. På ullticka kan ibland ulltickeporing (VU) påträffas - det är en sällsynt ticka som nyligen delats upp i tre olika arter: </w:t>
       </w:r>
       <w:r>
         <w:rPr>
@@ -372,7 +500,25 @@
         <w:t>Tretåig hackspett (NT, §4)</w:t>
       </w:r>
       <w:r>
-        <w:t xml:space="preserve"> är rödlistad som nära hotad och ingår i bilaga 1 i EU:s fågeldirektiv. Tretåig hackspett är för sin överlevnad beroende av kontinuerlig tillförsel av äldre döende och död ved, som sker genom naturliga självgallringsprocesser i äldre grannaturskogar och barrblandade naturskogar. Om en skog genom skogsbruk gallras eller glesas ur så upphör och uteblir i stort sett den naturliga självgallringsprocessen för mycket lång tid framöver vilket omöjliggör upprätthållandet av den kontinuerliga ekologiska funktionen i ett område. Det finns studier som visar att naturskogens självgallringsprocess som den tretåiga hackspetten är beroende av, inte kan ersättas med efterlämnad hänsyn i skogsbruket (Imbeau &amp; Desrochers, 2002). Storleken på häckningsreviret varierar med skogstypen, förekomsten av död ved och graden av fragmentering, men är i allmänhet i storleksordningen 25–100 hektar. Vintertid krävs ofta betydligt större områden och det finns studier som antyder att arten behöver minst 100 hektar äldre skog. I områden med låg bonitet kan det behövas över 200 hektar lämpligt habitat för att ett par ska kunna reproducera sig. Områden med dokumenterad permanent förekomst i naturskogsmiljöer har vanligen så stora naturvärden att skogsbruk är olämpligt (Skogsstyrelsen, 2016).</w:t>
+        <w:t xml:space="preserve"> är rödlistad som nära hotad och ingår i bilaga 1 i EU:s fågeldirektiv. Tretåig hackspett är för sin överlevnad beroende av kontinuerlig tillförsel av äldre döende och död ved, som sker genom naturliga självgallringsprocesser i äldre grannaturskogar och barrblandade naturskogar. Om en skog genom skogsbruk gallras eller glesas ur så upphör och uteblir i stort sett den naturliga självgallringsprocessen för mycket lång tid framöver vilket omöjliggör upprätthållandet av den kontinuerliga ekologiska funktionen i ett område. Det finns studier som visar att naturskogens självgallringsprocess som den tretåiga hackspetten är beroende av, inte kan ersättas med efterlämnad hänsyn i skogsbruket (Imbeau &amp; Desrochers, 2002). Storleken på häckningsreviret varierar med skogstypen, förekomsten av död ved och graden av fragmentering, men är i allmänhet i storleksordningen 25–100 hektar. Vintertid krävs ofta betydligt större områden och det finns studier som antyder att arten behöver minst 100 hektar äldre skog. I områden med låg bonitet kan det behövas över 200 hektar lämpligt habitat för att ett par ska kunna reproducera sig. Områden med dokumenterad permanent förekomst i naturskogsmiljöer har vanligen så stora naturvärden att skogsbruk är olämpligt. Tretåig hackspett är typisk art för </w:t>
+      </w:r>
+      <w:r>
+        <w:rPr>
+          <w:i/>
+        </w:rPr>
+        <w:t xml:space="preserve">9010 Taiga, 9740 Skogsbevuxen myr, 9030 Landhöjningsskog </w:t>
+      </w:r>
+      <w:r>
+        <w:t xml:space="preserve">och </w:t>
+      </w:r>
+      <w:r>
+        <w:rPr>
+          <w:i/>
+        </w:rPr>
+        <w:t>9040 Fjällbjörkskog</w:t>
+      </w:r>
+      <w:r>
+        <w:t xml:space="preserve"> (Skogsstyrelsen, 2016; SLU Artdatabanken, 2024).</w:t>
       </w:r>
     </w:p>
     <w:p>
@@ -698,7 +844,25 @@
     </w:p>
     <w:p>
       <w:r>
-        <w:t>Lunglav (NT) är en av vårt lands främsta signalarter som överallt indikerar gamla lövträd, skogsbestånd med höga naturvärden och ekosystem med lång skoglig kontinuitet. Lokalt kan förekomsten vara mycket riklig men den hittas nästan enbart i gamla och ej slutavverkade skogar. Artens samtliga förekomster bör uppmärksammas från naturvårdssynpunkt, då många lokaler även hyser andra ovanliga och rödlistade arter. Rikliga förekomster bör skyddas med biotopskydd, frivilliga avsättningar eller reservat (SLU Artdatabanken, 2024; Nitare &amp; Skogsstyrelsen, 2019).</w:t>
+        <w:t xml:space="preserve">Lunglav (NT) är en av vårt lands främsta signalarter som överallt indikerar gamla lövträd, skogsbestånd med höga naturvärden och ekosystem med lång skoglig kontinuitet. Lokalt kan förekomsten vara mycket riklig men den hittas nästan enbart i gamla och ej slutavverkade skogar. Artens samtliga förekomster bör uppmärksammas från naturvårdssynpunkt, då många lokaler även hyser andra ovanliga och rödlistade arter. Rikliga förekomster bör skyddas med biotopskydd, frivilliga avsättningar eller reservat. Lunglav är typisk art för </w:t>
+      </w:r>
+      <w:r>
+        <w:rPr>
+          <w:i/>
+        </w:rPr>
+        <w:t>9010 Taiga, 9020 Nordlig ädellövskog, 9110 Näringsfattig bokskog, 9130 Näringsrik bokskog, 9160 Näringsrik ekskog, 9180 Ädellövskog i branter, 9190 Näringsfattig ekskog, 9070 Trädklädd betesmark, 9040 Fjällbjörkskog</w:t>
+      </w:r>
+      <w:r>
+        <w:t xml:space="preserve"> och</w:t>
+      </w:r>
+      <w:r>
+        <w:rPr>
+          <w:i/>
+        </w:rPr>
+        <w:t xml:space="preserve"> 6530 Lövängar</w:t>
+      </w:r>
+      <w:r>
+        <w:t xml:space="preserve"> (SLU Artdatabanken, 2024; Nitare &amp; Skogsstyrelsen, 2019).</w:t>
       </w:r>
     </w:p>
     <w:p>
@@ -826,7 +990,16 @@
         <w:rPr>
           <w:i/>
         </w:rPr>
-        <w:t>“Områden med dokumenterad permanent förekomst i naturskogsmiljöer har vanligen så stora naturvärden att skogsbruk är olämpligt”.</w:t>
+        <w:t>“Områden med dokumenterad permanent förekomst i naturskogsmiljöer har vanligen så stora naturvärden att skogsbruk är olämpligt”</w:t>
+      </w:r>
+      <w:r>
+        <w:t xml:space="preserve"> (SLU Artdatabanken, 2024; Skogsstyrelsen, 2016)</w:t>
+      </w:r>
+      <w:r>
+        <w:rPr>
+          <w:i/>
+        </w:rPr>
+        <w:t>.</w:t>
       </w:r>
     </w:p>
     <w:p>
@@ -836,12 +1009,30 @@
     </w:p>
     <w:p>
       <w:r>
-        <w:t>Permanenta revir av tretåig hackspett karaktäriseras ofta av artens typiska ringformigt ordnade hackmärken på framför allt gamla granar. För att säkerställa att inte revir av tretåig hackspett drabbas av avverkningsplanerna bör en inventering göras i området både under häckningstid och under vintern, då arten utnyttjar betydligt större områden än under sommarens häckningsrevir. Storleken på häckningsreviret varierar med skogstypen, förekomsten av död ved och graden av fragmentering, men är i allmänhet i storleksordningen 25–100 hektar.</w:t>
+        <w:t>Permanenta revir av tretåig hackspett karaktäriseras ofta av artens typiska ringformigt ordnade hackmärken på framför allt gamla granar. För att säkerställa att inte revir av tretåig hackspett drabbas av avverkningsplanerna bör en inventering göras i området både under häckningstid och under vintern, då arten utnyttjar betydligt större områden än under sommarens häckningsrevir. Storleken på häckningsreviret varierar med skogstypen, förekomsten av död ved och graden av fragmentering, men är i allmänhet i storleksordningen 25–100 hektar (SLU Artdatabanken, 2024; Skogsstyrelsen, 2016).</w:t>
       </w:r>
     </w:p>
     <w:p>
       <w:r>
-        <w:t>Förutom fridlysning enligt §4 Artskyddsförordningen är tretåig hackspett även förtecknad i EU:s fågeldirektiv bilaga 1. Den ingår också i Natura 2000 och är förtecknad i Bernkonventionen bilaga II (strikt skyddade djurarter).</w:t>
+        <w:t xml:space="preserve">Förutom fridlysning enligt §4 Artskyddsförordningen är tretåig hackspett även förtecknad i EU:s fågeldirektiv bilaga 1. Den är typisk art för </w:t>
+      </w:r>
+      <w:r>
+        <w:rPr>
+          <w:i/>
+        </w:rPr>
+        <w:t xml:space="preserve">9010 Taiga, 9740 Skogsbevuxen myr, 9030 Landhöjningsskog </w:t>
+      </w:r>
+      <w:r>
+        <w:t xml:space="preserve">och </w:t>
+      </w:r>
+      <w:r>
+        <w:rPr>
+          <w:i/>
+        </w:rPr>
+        <w:t>9040 Fjällbjörkskog</w:t>
+      </w:r>
+      <w:r>
+        <w:t xml:space="preserve"> samt ingår i Natura 2000 och är förtecknad i Bernkonventionen bilaga II (strikt skyddade djurarter) (SLU Artdatabanken, 2024; Skogsstyrelsen, 2016).</w:t>
       </w:r>
     </w:p>
     <w:p>
@@ -863,7 +1054,7 @@
         <w:t xml:space="preserve">Förekomst av tretåig hackspett Picoides tridactylus på bestånds- och landskapsnivå. </w:t>
       </w:r>
       <w:r>
-        <w:t>Ornis Svecica 6: 107–119</w:t>
+        <w:t>Ornis Svecica 6: 107–119.</w:t>
       </w:r>
     </w:p>
     <w:p>
@@ -877,7 +1068,7 @@
         <w:t xml:space="preserve">Dead wood threshold values for the three-toed woodpecker presence in boreal and sub-Alpine forest. </w:t>
       </w:r>
       <w:r>
-        <w:t>Biological conservation 119(3): 305–318</w:t>
+        <w:t>Biological conservation 119(3): 305–318.</w:t>
       </w:r>
     </w:p>
     <w:p>
@@ -916,10 +1107,21 @@
         <w:rPr>
           <w:i/>
         </w:rPr>
-        <w:t xml:space="preserve">Vägledning för hänsyn till fåglar – Tretåig hackspett. </w:t>
-      </w:r>
-      <w:r>
-        <w:t>www.skogsstyrelsen.se</w:t>
+        <w:t>Vägledning för hänsyn till fåglar – Tretåig hackspett.</w:t>
+      </w:r>
+    </w:p>
+    <w:p>
+      <w:r>
+        <w:t xml:space="preserve">SLU Artdatabanken, 2024. </w:t>
+      </w:r>
+      <w:r>
+        <w:rPr>
+          <w:i/>
+        </w:rPr>
+        <w:t xml:space="preserve">Artfaktablad. Naturvård – artfakta. </w:t>
+      </w:r>
+      <w:r>
+        <w:t>SLU Artdatabanken, Uppsala.</w:t>
       </w:r>
     </w:p>
     <w:p>
@@ -947,7 +1149,7 @@
         <w:t xml:space="preserve">Population trends of forest birds in a Finnish Lapland landscape of large habitat blocks – Consequences of stochastic environmental variation or regional habitat alteration. </w:t>
       </w:r>
       <w:r>
-        <w:t>Biological conservation 56(2): 223–240</w:t>
+        <w:t>Biological conservation 56(2): 223–240.</w:t>
       </w:r>
     </w:p>
     <w:p>
@@ -1092,7 +1294,7 @@
     <w:r>
       <w:tab/>
       <w:tab/>
-      <w:t>2026-01-28</w:t>
+      <w:t>2026-01-29</w:t>
       <w:br/>
       <w:br/>
     </w:r>

--- a/klagomål/A 60116-2025 FSC-klagomål.docx
+++ b/klagomål/A 60116-2025 FSC-klagomål.docx
@@ -1294,7 +1294,7 @@
     <w:r>
       <w:tab/>
       <w:tab/>
-      <w:t>2026-01-29</w:t>
+      <w:t>2026-01-30</w:t>
       <w:br/>
       <w:br/>
     </w:r>

--- a/klagomål/A 60116-2025 FSC-klagomål.docx
+++ b/klagomål/A 60116-2025 FSC-klagomål.docx
@@ -1294,7 +1294,7 @@
     <w:r>
       <w:tab/>
       <w:tab/>
-      <w:t>2026-01-30</w:t>
+      <w:t>2026-01-31</w:t>
       <w:br/>
       <w:br/>
     </w:r>

--- a/klagomål/A 60116-2025 FSC-klagomål.docx
+++ b/klagomål/A 60116-2025 FSC-klagomål.docx
@@ -1294,7 +1294,7 @@
     <w:r>
       <w:tab/>
       <w:tab/>
-      <w:t>2026-02-28</w:t>
+      <w:t>2026-03-01</w:t>
       <w:br/>
       <w:br/>
     </w:r>

--- a/klagomål/A 60116-2025 FSC-klagomål.docx
+++ b/klagomål/A 60116-2025 FSC-klagomål.docx
@@ -1294,7 +1294,7 @@
     <w:r>
       <w:tab/>
       <w:tab/>
-      <w:t>2026-03-01</w:t>
+      <w:t>2026-03-02</w:t>
       <w:br/>
       <w:br/>
     </w:r>

--- a/klagomål/A 60116-2025 FSC-klagomål.docx
+++ b/klagomål/A 60116-2025 FSC-klagomål.docx
@@ -269,7 +269,7 @@
         <w:rPr>
           <w:i/>
         </w:rPr>
-        <w:t xml:space="preserve"> 9070 Trädklädd betesmark </w:t>
+        <w:t xml:space="preserve"> 9070 Trädklädd betesmark</w:t>
       </w:r>
       <w:r>
         <w:t xml:space="preserve"> (SLU Artdatabanken, 2024).</w:t>
@@ -1294,7 +1294,7 @@
     <w:r>
       <w:tab/>
       <w:tab/>
-      <w:t>2026-03-02</w:t>
+      <w:t>2026-03-03</w:t>
       <w:br/>
       <w:br/>
     </w:r>

--- a/klagomål/A 60116-2025 FSC-klagomål.docx
+++ b/klagomål/A 60116-2025 FSC-klagomål.docx
@@ -1294,7 +1294,7 @@
     <w:r>
       <w:tab/>
       <w:tab/>
-      <w:t>2026-03-03</w:t>
+      <w:t>2026-03-04</w:t>
       <w:br/>
       <w:br/>
     </w:r>

--- a/klagomål/A 60116-2025 FSC-klagomål.docx
+++ b/klagomål/A 60116-2025 FSC-klagomål.docx
@@ -1294,7 +1294,7 @@
     <w:r>
       <w:tab/>
       <w:tab/>
-      <w:t>2026-03-04</w:t>
+      <w:t>2026-03-05</w:t>
       <w:br/>
       <w:br/>
     </w:r>

--- a/klagomål/A 60116-2025 FSC-klagomål.docx
+++ b/klagomål/A 60116-2025 FSC-klagomål.docx
@@ -1294,7 +1294,7 @@
     <w:r>
       <w:tab/>
       <w:tab/>
-      <w:t>2026-03-05</w:t>
+      <w:t>2026-03-06</w:t>
       <w:br/>
       <w:br/>
     </w:r>

--- a/klagomål/A 60116-2025 FSC-klagomål.docx
+++ b/klagomål/A 60116-2025 FSC-klagomål.docx
@@ -1294,7 +1294,7 @@
     <w:r>
       <w:tab/>
       <w:tab/>
-      <w:t>2026-03-06</w:t>
+      <w:t>2026-03-07</w:t>
       <w:br/>
       <w:br/>
     </w:r>

--- a/klagomål/A 60116-2025 FSC-klagomål.docx
+++ b/klagomål/A 60116-2025 FSC-klagomål.docx
@@ -1294,7 +1294,7 @@
     <w:r>
       <w:tab/>
       <w:tab/>
-      <w:t>2026-03-13</w:t>
+      <w:t>2026-03-16</w:t>
       <w:br/>
       <w:br/>
     </w:r>

--- a/klagomål/A 60116-2025 FSC-klagomål.docx
+++ b/klagomål/A 60116-2025 FSC-klagomål.docx
@@ -1294,7 +1294,7 @@
     <w:r>
       <w:tab/>
       <w:tab/>
-      <w:t>2026-03-16</w:t>
+      <w:t>2026-03-17</w:t>
       <w:br/>
       <w:br/>
     </w:r>

--- a/klagomål/A 60116-2025 FSC-klagomål.docx
+++ b/klagomål/A 60116-2025 FSC-klagomål.docx
@@ -1294,7 +1294,7 @@
     <w:r>
       <w:tab/>
       <w:tab/>
-      <w:t>2026-03-17</w:t>
+      <w:t>2026-03-18</w:t>
       <w:br/>
       <w:br/>
     </w:r>

--- a/klagomål/A 60116-2025 FSC-klagomål.docx
+++ b/klagomål/A 60116-2025 FSC-klagomål.docx
@@ -1294,7 +1294,7 @@
     <w:r>
       <w:tab/>
       <w:tab/>
-      <w:t>2026-03-18</w:t>
+      <w:t>2026-03-19</w:t>
       <w:br/>
       <w:br/>
     </w:r>

--- a/klagomål/A 60116-2025 FSC-klagomål.docx
+++ b/klagomål/A 60116-2025 FSC-klagomål.docx
@@ -1294,7 +1294,7 @@
     <w:r>
       <w:tab/>
       <w:tab/>
-      <w:t>2026-03-19</w:t>
+      <w:t>2026-03-20</w:t>
       <w:br/>
       <w:br/>
     </w:r>

--- a/klagomål/A 60116-2025 FSC-klagomål.docx
+++ b/klagomål/A 60116-2025 FSC-klagomål.docx
@@ -1294,7 +1294,7 @@
     <w:r>
       <w:tab/>
       <w:tab/>
-      <w:t>2026-03-20</w:t>
+      <w:t>2026-03-21</w:t>
       <w:br/>
       <w:br/>
     </w:r>

--- a/klagomål/A 60116-2025 FSC-klagomål.docx
+++ b/klagomål/A 60116-2025 FSC-klagomål.docx
@@ -1294,7 +1294,7 @@
     <w:r>
       <w:tab/>
       <w:tab/>
-      <w:t>2026-03-21</w:t>
+      <w:t>2026-03-22</w:t>
       <w:br/>
       <w:br/>
     </w:r>

--- a/klagomål/A 60116-2025 FSC-klagomål.docx
+++ b/klagomål/A 60116-2025 FSC-klagomål.docx
@@ -1294,7 +1294,7 @@
     <w:r>
       <w:tab/>
       <w:tab/>
-      <w:t>2026-03-22</w:t>
+      <w:t>2026-03-23</w:t>
       <w:br/>
       <w:br/>
     </w:r>

--- a/klagomål/A 60116-2025 FSC-klagomål.docx
+++ b/klagomål/A 60116-2025 FSC-klagomål.docx
@@ -1294,7 +1294,7 @@
     <w:r>
       <w:tab/>
       <w:tab/>
-      <w:t>2026-03-23</w:t>
+      <w:t>2026-03-24</w:t>
       <w:br/>
       <w:br/>
     </w:r>

--- a/klagomål/A 60116-2025 FSC-klagomål.docx
+++ b/klagomål/A 60116-2025 FSC-klagomål.docx
@@ -1294,7 +1294,7 @@
     <w:r>
       <w:tab/>
       <w:tab/>
-      <w:t>2026-03-24</w:t>
+      <w:t>2026-03-25</w:t>
       <w:br/>
       <w:br/>
     </w:r>

--- a/klagomål/A 60116-2025 FSC-klagomål.docx
+++ b/klagomål/A 60116-2025 FSC-klagomål.docx
@@ -1294,7 +1294,7 @@
     <w:r>
       <w:tab/>
       <w:tab/>
-      <w:t>2026-03-25</w:t>
+      <w:t>2026-03-26</w:t>
       <w:br/>
       <w:br/>
     </w:r>

--- a/klagomål/A 60116-2025 FSC-klagomål.docx
+++ b/klagomål/A 60116-2025 FSC-klagomål.docx
@@ -1294,7 +1294,7 @@
     <w:r>
       <w:tab/>
       <w:tab/>
-      <w:t>2026-03-26</w:t>
+      <w:t>2026-03-27</w:t>
       <w:br/>
       <w:br/>
     </w:r>

--- a/klagomål/A 60116-2025 FSC-klagomål.docx
+++ b/klagomål/A 60116-2025 FSC-klagomål.docx
@@ -1294,7 +1294,7 @@
     <w:r>
       <w:tab/>
       <w:tab/>
-      <w:t>2026-03-27</w:t>
+      <w:t>2026-03-28</w:t>
       <w:br/>
       <w:br/>
     </w:r>

--- a/klagomål/A 60116-2025 FSC-klagomål.docx
+++ b/klagomål/A 60116-2025 FSC-klagomål.docx
@@ -1280,7 +1280,7 @@
     <w:r>
       <w:tab/>
       <w:tab/>
-      <w:t>2026-04-14</w:t>
+      <w:t>2026-04-15</w:t>
       <w:br/>
       <w:br/>
     </w:r>

--- a/klagomål/A 60116-2025 FSC-klagomål.docx
+++ b/klagomål/A 60116-2025 FSC-klagomål.docx
@@ -1280,7 +1280,7 @@
     <w:r>
       <w:tab/>
       <w:tab/>
-      <w:t>2026-04-15</w:t>
+      <w:t>2026-04-16</w:t>
       <w:br/>
       <w:br/>
     </w:r>

--- a/klagomål/A 60116-2025 FSC-klagomål.docx
+++ b/klagomål/A 60116-2025 FSC-klagomål.docx
@@ -1280,7 +1280,7 @@
     <w:r>
       <w:tab/>
       <w:tab/>
-      <w:t>2026-04-16</w:t>
+      <w:t>2026-04-17</w:t>
       <w:br/>
       <w:br/>
     </w:r>

--- a/klagomål/A 60116-2025 FSC-klagomål.docx
+++ b/klagomål/A 60116-2025 FSC-klagomål.docx
@@ -1280,7 +1280,7 @@
     <w:r>
       <w:tab/>
       <w:tab/>
-      <w:t>2026-04-17</w:t>
+      <w:t>2026-04-18</w:t>
       <w:br/>
       <w:br/>
     </w:r>

--- a/klagomål/A 60116-2025 FSC-klagomål.docx
+++ b/klagomål/A 60116-2025 FSC-klagomål.docx
@@ -1280,7 +1280,7 @@
     <w:r>
       <w:tab/>
       <w:tab/>
-      <w:t>2026-04-18</w:t>
+      <w:t>2026-04-19</w:t>
       <w:br/>
       <w:br/>
     </w:r>

--- a/klagomål/A 60116-2025 FSC-klagomål.docx
+++ b/klagomål/A 60116-2025 FSC-klagomål.docx
@@ -1280,7 +1280,7 @@
     <w:r>
       <w:tab/>
       <w:tab/>
-      <w:t>2026-04-19</w:t>
+      <w:t>2026-04-20</w:t>
       <w:br/>
       <w:br/>
     </w:r>

--- a/klagomål/A 60116-2025 FSC-klagomål.docx
+++ b/klagomål/A 60116-2025 FSC-klagomål.docx
@@ -1280,7 +1280,7 @@
     <w:r>
       <w:tab/>
       <w:tab/>
-      <w:t>2026-04-20</w:t>
+      <w:t>2026-04-21</w:t>
       <w:br/>
       <w:br/>
     </w:r>

--- a/klagomål/A 60116-2025 FSC-klagomål.docx
+++ b/klagomål/A 60116-2025 FSC-klagomål.docx
@@ -1280,7 +1280,7 @@
     <w:r>
       <w:tab/>
       <w:tab/>
-      <w:t>2026-04-21</w:t>
+      <w:t>2026-04-22</w:t>
       <w:br/>
       <w:br/>
     </w:r>

--- a/klagomål/A 60116-2025 FSC-klagomål.docx
+++ b/klagomål/A 60116-2025 FSC-klagomål.docx
@@ -1280,7 +1280,7 @@
     <w:r>
       <w:tab/>
       <w:tab/>
-      <w:t>2026-04-22</w:t>
+      <w:t>2026-04-23</w:t>
       <w:br/>
       <w:br/>
     </w:r>

--- a/klagomål/A 60116-2025 FSC-klagomål.docx
+++ b/klagomål/A 60116-2025 FSC-klagomål.docx
@@ -1280,7 +1280,7 @@
     <w:r>
       <w:tab/>
       <w:tab/>
-      <w:t>2026-04-23</w:t>
+      <w:t>2026-04-24</w:t>
       <w:br/>
       <w:br/>
     </w:r>

--- a/klagomål/A 60116-2025 FSC-klagomål.docx
+++ b/klagomål/A 60116-2025 FSC-klagomål.docx
@@ -1280,7 +1280,7 @@
     <w:r>
       <w:tab/>
       <w:tab/>
-      <w:t>2026-04-24</w:t>
+      <w:t>2026-04-25</w:t>
       <w:br/>
       <w:br/>
     </w:r>

--- a/klagomål/A 60116-2025 FSC-klagomål.docx
+++ b/klagomål/A 60116-2025 FSC-klagomål.docx
@@ -1280,7 +1280,7 @@
     <w:r>
       <w:tab/>
       <w:tab/>
-      <w:t>2026-05-16</w:t>
+      <w:t>2026-05-17</w:t>
       <w:br/>
       <w:br/>
     </w:r>

--- a/klagomål/A 60116-2025 FSC-klagomål.docx
+++ b/klagomål/A 60116-2025 FSC-klagomål.docx
@@ -1280,7 +1280,7 @@
     <w:r>
       <w:tab/>
       <w:tab/>
-      <w:t>2026-05-17</w:t>
+      <w:t>2026-05-18</w:t>
       <w:br/>
       <w:br/>
     </w:r>

--- a/klagomål/A 60116-2025 FSC-klagomål.docx
+++ b/klagomål/A 60116-2025 FSC-klagomål.docx
@@ -1280,7 +1280,7 @@
     <w:r>
       <w:tab/>
       <w:tab/>
-      <w:t>2026-05-18</w:t>
+      <w:t>2026-05-19</w:t>
       <w:br/>
       <w:br/>
     </w:r>

--- a/klagomål/A 60116-2025 FSC-klagomål.docx
+++ b/klagomål/A 60116-2025 FSC-klagomål.docx
@@ -1280,7 +1280,7 @@
     <w:r>
       <w:tab/>
       <w:tab/>
-      <w:t>2026-05-19</w:t>
+      <w:t>2026-05-20</w:t>
       <w:br/>
       <w:br/>
     </w:r>

--- a/klagomål/A 60116-2025 FSC-klagomål.docx
+++ b/klagomål/A 60116-2025 FSC-klagomål.docx
@@ -1280,7 +1280,7 @@
     <w:r>
       <w:tab/>
       <w:tab/>
-      <w:t>2026-05-20</w:t>
+      <w:t>2026-05-21</w:t>
       <w:br/>
       <w:br/>
     </w:r>

--- a/klagomål/A 60116-2025 FSC-klagomål.docx
+++ b/klagomål/A 60116-2025 FSC-klagomål.docx
@@ -1280,7 +1280,7 @@
     <w:r>
       <w:tab/>
       <w:tab/>
-      <w:t>2026-05-21</w:t>
+      <w:t>2026-05-22</w:t>
       <w:br/>
       <w:br/>
     </w:r>

--- a/klagomål/A 60116-2025 FSC-klagomål.docx
+++ b/klagomål/A 60116-2025 FSC-klagomål.docx
@@ -1280,7 +1280,7 @@
     <w:r>
       <w:tab/>
       <w:tab/>
-      <w:t>2026-05-22</w:t>
+      <w:t>2026-05-23</w:t>
       <w:br/>
       <w:br/>
     </w:r>

--- a/klagomål/A 60116-2025 FSC-klagomål.docx
+++ b/klagomål/A 60116-2025 FSC-klagomål.docx
@@ -1280,7 +1280,7 @@
     <w:r>
       <w:tab/>
       <w:tab/>
-      <w:t>2026-05-23</w:t>
+      <w:t>2026-05-24</w:t>
       <w:br/>
       <w:br/>
     </w:r>

--- a/klagomål/A 60116-2025 FSC-klagomål.docx
+++ b/klagomål/A 60116-2025 FSC-klagomål.docx
@@ -1280,7 +1280,7 @@
     <w:r>
       <w:tab/>
       <w:tab/>
-      <w:t>2026-05-24</w:t>
+      <w:t>2026-05-25</w:t>
       <w:br/>
       <w:br/>
     </w:r>

--- a/klagomål/A 60116-2025 FSC-klagomål.docx
+++ b/klagomål/A 60116-2025 FSC-klagomål.docx
@@ -1280,7 +1280,7 @@
     <w:r>
       <w:tab/>
       <w:tab/>
-      <w:t>2026-05-25</w:t>
+      <w:t>2026-05-26</w:t>
       <w:br/>
       <w:br/>
     </w:r>

--- a/klagomål/A 60116-2025 FSC-klagomål.docx
+++ b/klagomål/A 60116-2025 FSC-klagomål.docx
@@ -1280,7 +1280,7 @@
     <w:r>
       <w:tab/>
       <w:tab/>
-      <w:t>2026-05-26</w:t>
+      <w:t>2026-05-27</w:t>
       <w:br/>
       <w:br/>
     </w:r>

--- a/klagomål/A 60116-2025 FSC-klagomål.docx
+++ b/klagomål/A 60116-2025 FSC-klagomål.docx
@@ -1280,7 +1280,7 @@
     <w:r>
       <w:tab/>
       <w:tab/>
-      <w:t>2026-05-27</w:t>
+      <w:t>2026-05-28</w:t>
       <w:br/>
       <w:br/>
     </w:r>

--- a/klagomål/A 60116-2025 FSC-klagomål.docx
+++ b/klagomål/A 60116-2025 FSC-klagomål.docx
@@ -1280,7 +1280,7 @@
     <w:r>
       <w:tab/>
       <w:tab/>
-      <w:t>2026-05-28</w:t>
+      <w:t>2026-05-29</w:t>
       <w:br/>
       <w:br/>
     </w:r>

--- a/klagomål/A 60116-2025 FSC-klagomål.docx
+++ b/klagomål/A 60116-2025 FSC-klagomål.docx
@@ -1280,7 +1280,7 @@
     <w:r>
       <w:tab/>
       <w:tab/>
-      <w:t>2026-05-29</w:t>
+      <w:t>2026-05-30</w:t>
       <w:br/>
       <w:br/>
     </w:r>

--- a/klagomål/A 60116-2025 FSC-klagomål.docx
+++ b/klagomål/A 60116-2025 FSC-klagomål.docx
@@ -1280,7 +1280,7 @@
     <w:r>
       <w:tab/>
       <w:tab/>
-      <w:t>2026-05-30</w:t>
+      <w:t>2026-05-31</w:t>
       <w:br/>
       <w:br/>
     </w:r>

--- a/klagomål/A 60116-2025 FSC-klagomål.docx
+++ b/klagomål/A 60116-2025 FSC-klagomål.docx
@@ -1280,7 +1280,7 @@
     <w:r>
       <w:tab/>
       <w:tab/>
-      <w:t>2026-05-31</w:t>
+      <w:t>2026-06-01</w:t>
       <w:br/>
       <w:br/>
     </w:r>

--- a/klagomål/A 60116-2025 FSC-klagomål.docx
+++ b/klagomål/A 60116-2025 FSC-klagomål.docx
@@ -1280,7 +1280,7 @@
     <w:r>
       <w:tab/>
       <w:tab/>
-      <w:t>2026-06-01</w:t>
+      <w:t>2026-06-02</w:t>
       <w:br/>
       <w:br/>
     </w:r>

--- a/klagomål/A 60116-2025 FSC-klagomål.docx
+++ b/klagomål/A 60116-2025 FSC-klagomål.docx
@@ -1280,7 +1280,7 @@
     <w:r>
       <w:tab/>
       <w:tab/>
-      <w:t>2026-06-02</w:t>
+      <w:t>2026-06-03</w:t>
       <w:br/>
       <w:br/>
     </w:r>

--- a/klagomål/A 60116-2025 FSC-klagomål.docx
+++ b/klagomål/A 60116-2025 FSC-klagomål.docx
@@ -1280,7 +1280,7 @@
     <w:r>
       <w:tab/>
       <w:tab/>
-      <w:t>2026-06-03</w:t>
+      <w:t>2026-06-04</w:t>
       <w:br/>
       <w:br/>
     </w:r>

--- a/klagomål/A 60116-2025 FSC-klagomål.docx
+++ b/klagomål/A 60116-2025 FSC-klagomål.docx
@@ -1280,7 +1280,7 @@
     <w:r>
       <w:tab/>
       <w:tab/>
-      <w:t>2026-06-04</w:t>
+      <w:t>2026-06-05</w:t>
       <w:br/>
       <w:br/>
     </w:r>

--- a/klagomål/A 60116-2025 FSC-klagomål.docx
+++ b/klagomål/A 60116-2025 FSC-klagomål.docx
@@ -1280,7 +1280,7 @@
     <w:r>
       <w:tab/>
       <w:tab/>
-      <w:t>2026-06-05</w:t>
+      <w:t>2026-06-06</w:t>
       <w:br/>
       <w:br/>
     </w:r>

--- a/klagomål/A 60116-2025 FSC-klagomål.docx
+++ b/klagomål/A 60116-2025 FSC-klagomål.docx
@@ -1280,7 +1280,7 @@
     <w:r>
       <w:tab/>
       <w:tab/>
-      <w:t>2026-06-06</w:t>
+      <w:t>2026-06-07</w:t>
       <w:br/>
       <w:br/>
     </w:r>

--- a/klagomål/A 60116-2025 FSC-klagomål.docx
+++ b/klagomål/A 60116-2025 FSC-klagomål.docx
@@ -1280,7 +1280,7 @@
     <w:r>
       <w:tab/>
       <w:tab/>
-      <w:t>2026-06-07</w:t>
+      <w:t>2026-06-08</w:t>
       <w:br/>
       <w:br/>
     </w:r>
